--- a/docs/Signyales_Field_Testing_Procedure.docx
+++ b/docs/Signyales_Field_Testing_Procedure.docx
@@ -369,7 +369,7 @@
                 <w:sz w:val="21"/>
                 <w:szCs w:val="21"/>
               </w:rPr>
-              <w:t xml:space="preserve">signyales_pi_hub</w:t>
+              <w:t xml:space="preserve">pi-side</w:t>
             </w:r>
           </w:p>
         </w:tc>
@@ -394,7 +394,7 @@
                 <w:sz w:val="21"/>
                 <w:szCs w:val="21"/>
               </w:rPr>
-              <w:t xml:space="preserve">A trained model in signyales_pi_hub/model/</w:t>
+              <w:t xml:space="preserve">A trained model in pi-side/model/</w:t>
             </w:r>
           </w:p>
         </w:tc>
@@ -417,7 +417,7 @@
                 <w:sz w:val="21"/>
                 <w:szCs w:val="21"/>
               </w:rPr>
-              <w:t xml:space="preserve">signyales_training — confirm with `python -m signyales_hub.main -v` before the session that it reports a loaded model, not the “no usable model” warning</w:t>
+              <w:t xml:space="preserve">training/ — confirm with `python -m signyales_hub.main -v` before the session that it reports a loaded model, not the “no usable model” warning</w:t>
             </w:r>
           </w:p>
         </w:tc>
@@ -513,7 +513,7 @@
                 <w:sz w:val="21"/>
                 <w:szCs w:val="21"/>
               </w:rPr>
-              <w:t xml:space="preserve">signyales_pi_hub/tools</w:t>
+              <w:t xml:space="preserve">pi-side/tools</w:t>
             </w:r>
           </w:p>
         </w:tc>

--- a/docs/Signyales_Field_Testing_Procedure.docx
+++ b/docs/Signyales_Field_Testing_Procedure.docx
@@ -704,6 +704,20 @@
           <w:szCs w:val="24"/>
         </w:rPr>
         <w:t xml:space="preserve">2. Power on the receiver and Pi, and run `python -m signyales_hub.main --simulate --no-tts -v` briefly to confirm the software stack starts cleanly before switching to the real hardware.</w:t>
+      </w:r>
+    </w:p>
+    <w:p>
+      <w:pPr>
+        <w:spacing w:after="150" w:line="360"/>
+        <w:jc w:val="both"/>
+      </w:pPr>
+      <w:r>
+        <w:rPr>
+          <w:rFonts w:ascii="Times New Roman" w:cs="Times New Roman" w:eastAsia="Times New Roman" w:hAnsi="Times New Roman"/>
+          <w:sz w:val="24"/>
+          <w:szCs w:val="24"/>
+        </w:rPr>
+        <w:t>2a. Then check the screen and speaker: run `python tools/output_check.py`, or in the GUI (gui/signyales_gui.py) use Testing mode's Subtitle and speaker check. If a laptop mirrors the Pi's output, press Send test word on the Pi's Recognize tab and confirm the laptop shows and speaks it.</w:t>
       </w:r>
     </w:p>
     <w:p>
